--- a/coursework/hse_template.docx
+++ b/coursework/hse_template.docx
@@ -4,13 +4,14 @@
   <w:body>
     <w:p>
       <w:pPr>
+        <w:ind w:firstLine="0"/>
         <w:jc w:val="center"/>
       </w:pPr>
       <w:r>
         <w:rPr>
           <w:b/>
         </w:rPr>
-        <w:t>HSE Term Paper Template — Times New Roman 14pt, 1.5 spacing, A4, 2 cm margins</w:t>
+        <w:t>HSE SPB SOEM Term Paper Template — TNR 12pt, line spacing 1.5, A4, left margin 35mm, right 10mm, top/bottom 20mm</w:t>
       </w:r>
     </w:p>
     <w:p/>
@@ -24,7 +25,7 @@
     </w:p>
     <w:p>
       <w:r>
-        <w:t>Это пример основного текста с настройками по умолчанию: Times New Roman, 14 пт, межстрочный интервал 1,5. Используйте этот файл как --reference-doc для pandoc, чтобы получить компиляции в нужном формате HSE.</w:t>
+        <w:t>Это пример основного текста: Times New Roman, 12 пт, межстрочный интервал 1,5, отступ первой строки 1,25 см, выравнивание по ширине. Шаблон используется как --reference-doc при сборке итогового документа через pandoc.</w:t>
       </w:r>
     </w:p>
     <w:p>
@@ -37,7 +38,7 @@
     </w:p>
     <w:p>
       <w:r>
-        <w:t>Раздел второго уровня для разделения главы на подсекции. Numbering можно делать вручную (1.1, 1.2, …) или через auto-numbering в Word/LibreOffice.</w:t>
+        <w:t>Раздел второго уровня для разделения главы на подсекции. Нумерация — вручную (1.1, 1.2, ...) либо через auto-numbering в Word.</w:t>
       </w:r>
     </w:p>
     <w:p>
@@ -50,13 +51,13 @@
     </w:p>
     <w:p>
       <w:r>
-        <w:t>Самый глубокий уровень типичный для разделов методов.</w:t>
+        <w:t>Самый глубокий уровень, типичный для разделов методов.</w:t>
       </w:r>
     </w:p>
     <w:sectPr>
       <w:footerReference w:type="default" r:id="rId9"/>
       <w:pgSz w:w="11906" w:h="16838"/>
-      <w:pgMar w:top="1134" w:right="1134" w:bottom="1134" w:left="1134" w:header="720" w:footer="720" w:gutter="0"/>
+      <w:pgMar w:top="1134" w:right="567" w:bottom="1134" w:left="1984" w:header="720" w:footer="720" w:gutter="0"/>
       <w:cols w:space="720"/>
       <w:docGrid w:linePitch="360"/>
     </w:sectPr>
@@ -445,10 +446,12 @@
     <w:rsid w:val="00FC693F"/>
     <w:pPr>
       <w:spacing w:line="360" w:lineRule="auto" w:before="0" w:after="0"/>
+      <w:ind w:firstLine="709"/>
+      <w:jc w:val="both"/>
     </w:pPr>
     <w:rPr>
       <w:rFonts w:ascii="Times New Roman" w:hAnsi="Times New Roman" w:cs="Times New Roman" w:eastAsia="Times New Roman"/>
-      <w:sz w:val="28"/>
+      <w:sz w:val="24"/>
     </w:rPr>
   </w:style>
   <w:style w:type="paragraph" w:styleId="Header">
@@ -506,15 +509,18 @@
     <w:pPr>
       <w:keepNext/>
       <w:keepLines/>
-      <w:spacing w:before="480" w:after="0" w:line="360" w:lineRule="auto"/>
+      <w:spacing w:before="240" w:after="120" w:line="360" w:lineRule="auto"/>
+      <w:ind w:firstLine="0"/>
+      <w:jc w:val="center"/>
       <w:outlineLvl w:val="0"/>
     </w:pPr>
     <w:rPr>
       <w:rFonts w:asciiTheme="majorHAnsi" w:eastAsiaTheme="majorEastAsia" w:hAnsiTheme="majorHAnsi" w:cstheme="majorBidi" w:ascii="Times New Roman" w:hAnsi="Times New Roman" w:cs="Times New Roman" w:eastAsia="Times New Roman"/>
       <w:b/>
       <w:bCs/>
+      <w:i w:val="0"/>
       <w:color w:val="365F91" w:themeColor="accent1" w:themeShade="BF"/>
-      <w:sz w:val="28"/>
+      <w:sz w:val="24"/>
       <w:szCs w:val="28"/>
     </w:rPr>
   </w:style>
@@ -530,15 +536,18 @@
     <w:pPr>
       <w:keepNext/>
       <w:keepLines/>
-      <w:spacing w:before="200" w:after="0" w:line="360" w:lineRule="auto"/>
+      <w:spacing w:before="240" w:after="120" w:line="360" w:lineRule="auto"/>
+      <w:ind w:firstLine="0"/>
+      <w:jc w:val="center"/>
       <w:outlineLvl w:val="1"/>
     </w:pPr>
     <w:rPr>
       <w:rFonts w:asciiTheme="majorHAnsi" w:eastAsiaTheme="majorEastAsia" w:hAnsiTheme="majorHAnsi" w:cstheme="majorBidi" w:ascii="Times New Roman" w:hAnsi="Times New Roman" w:cs="Times New Roman" w:eastAsia="Times New Roman"/>
       <w:b/>
       <w:bCs/>
+      <w:i w:val="0"/>
       <w:color w:val="4F81BD" w:themeColor="accent1"/>
-      <w:sz w:val="28"/>
+      <w:sz w:val="24"/>
       <w:szCs w:val="26"/>
     </w:rPr>
   </w:style>
@@ -554,15 +563,18 @@
     <w:pPr>
       <w:keepNext/>
       <w:keepLines/>
-      <w:spacing w:before="200" w:after="0" w:line="360" w:lineRule="auto"/>
+      <w:spacing w:before="240" w:after="120" w:line="360" w:lineRule="auto"/>
+      <w:ind w:firstLine="0"/>
+      <w:jc w:val="center"/>
       <w:outlineLvl w:val="2"/>
     </w:pPr>
     <w:rPr>
       <w:rFonts w:asciiTheme="majorHAnsi" w:eastAsiaTheme="majorEastAsia" w:hAnsiTheme="majorHAnsi" w:cstheme="majorBidi" w:ascii="Times New Roman" w:hAnsi="Times New Roman" w:cs="Times New Roman" w:eastAsia="Times New Roman"/>
       <w:b/>
       <w:bCs/>
+      <w:i w:val="0"/>
       <w:color w:val="4F81BD" w:themeColor="accent1"/>
-      <w:sz w:val="28"/>
+      <w:sz w:val="24"/>
     </w:rPr>
   </w:style>
   <w:style w:type="paragraph" w:styleId="Heading4">
